--- a/docs/role-dashboard-fact-sheets/word/ZimHVAC-vendor.docx
+++ b/docs/role-dashboard-fact-sheets/word/ZimHVAC-vendor.docx
@@ -53,19 +53,6 @@
         </w:rPr>
         <w:t xml:space="preserve">vendor</w:t>
       </w:r>
-      <w:r>
-        <w:t xml:space="preserve">  |  </w:t>
-      </w:r>
-      <w:r>
-        <w:rPr>
-          <w:b/>
-          <w:bCs/>
-        </w:rPr>
-        <w:t xml:space="preserve">Test login:</w:t>
-      </w:r>
-      <w:r>
-        <w:t xml:space="preserve"> vendor@zimhvacregistry.org</w:t>
-      </w:r>
     </w:p>
     <w:p>
       <w:pPr>
@@ -80,7 +67,7 @@
         <w:spacing w:after="120"/>
       </w:pPr>
       <w:r>
-        <w:t xml:space="preserve">Gives refrigerant suppliers one place to reorder gas, submit compliance certificates, and see the value of their logged transactions, with HEVACRAZ and NOU (National Ozone Unit) review built in.</w:t>
+        <w:t xml:space="preserve">Gives refrigerant suppliers one place to reorder gas, file compliance certificates, check buyers, and see the value of their transactions, with HEVACRAZ and NOU (National Ozone Unit) review built in.</w:t>
       </w:r>
     </w:p>
     <w:p>
@@ -96,7 +83,7 @@
         <w:spacing w:after="120"/>
       </w:pPr>
       <w:r>
-        <w:t xml:space="preserve">Registered refrigerant distributors and suppliers. Vendors join by invitation or the supplier registration form.</w:t>
+        <w:t xml:space="preserve">Registered refrigerant distributors and suppliers. Suppliers register themselves from the Join page (or are invited), then an administrator approves them.</w:t>
       </w:r>
     </w:p>
     <w:p>
@@ -120,9 +107,9 @@
         </w:tblBorders>
       </w:tblPr>
       <w:tblGrid>
-        <w:gridCol w:w="3120"/>
-        <w:gridCol w:w="3120"/>
-        <w:gridCol w:w="3120"/>
+        <w:gridCol w:w="2808"/>
+        <w:gridCol w:w="3276"/>
+        <w:gridCol w:w="3276"/>
       </w:tblGrid>
       <w:tr>
         <w:trPr>
@@ -130,7 +117,7 @@
         </w:trPr>
         <w:tc>
           <w:tcPr>
-            <w:tcW w:type="dxa" w:w="3120"/>
+            <w:tcW w:type="dxa" w:w="2808"/>
             <w:tcBorders>
               <w:top w:val="single" w:color="D6D3D1" w:sz="4"/>
               <w:left w:val="single" w:color="D6D3D1" w:sz="4"/>
@@ -159,7 +146,7 @@
         </w:tc>
         <w:tc>
           <w:tcPr>
-            <w:tcW w:type="dxa" w:w="3120"/>
+            <w:tcW w:type="dxa" w:w="3276"/>
             <w:tcBorders>
               <w:top w:val="single" w:color="D6D3D1" w:sz="4"/>
               <w:left w:val="single" w:color="D6D3D1" w:sz="4"/>
@@ -188,7 +175,7 @@
         </w:tc>
         <w:tc>
           <w:tcPr>
-            <w:tcW w:type="dxa" w:w="3120"/>
+            <w:tcW w:type="dxa" w:w="3276"/>
             <w:tcBorders>
               <w:top w:val="single" w:color="D6D3D1" w:sz="4"/>
               <w:left w:val="single" w:color="D6D3D1" w:sz="4"/>
@@ -211,15 +198,18 @@
                 <w:sz w:val="20"/>
                 <w:szCs w:val="20"/>
               </w:rPr>
-              <w:t xml:space="preserve">How it's counted</w:t>
+              <w:t xml:space="preserve">Follows the period filter?</w:t>
             </w:r>
           </w:p>
         </w:tc>
       </w:tr>
       <w:tr>
+        <w:trPr>
+          <w:cantSplit/>
+        </w:trPr>
         <w:tc>
           <w:tcPr>
-            <w:tcW w:type="dxa" w:w="3120"/>
+            <w:tcW w:type="dxa" w:w="2808"/>
             <w:tcBorders>
               <w:top w:val="single" w:color="D6D3D1" w:sz="4"/>
               <w:left w:val="single" w:color="D6D3D1" w:sz="4"/>
@@ -245,7 +235,7 @@
         </w:tc>
         <w:tc>
           <w:tcPr>
-            <w:tcW w:type="dxa" w:w="3120"/>
+            <w:tcW w:type="dxa" w:w="3276"/>
             <w:tcBorders>
               <w:top w:val="single" w:color="D6D3D1" w:sz="4"/>
               <w:left w:val="single" w:color="D6D3D1" w:sz="4"/>
@@ -265,13 +255,13 @@
                 <w:sz w:val="20"/>
                 <w:szCs w:val="20"/>
               </w:rPr>
-              <w:t xml:space="preserve">Reorders awaiting review</w:t>
+              <w:t xml:space="preserve">Reorders still waiting for HEVACRAZ or NOU review</w:t>
             </w:r>
           </w:p>
         </w:tc>
         <w:tc>
           <w:tcPr>
-            <w:tcW w:type="dxa" w:w="3120"/>
+            <w:tcW w:type="dxa" w:w="3276"/>
             <w:tcBorders>
               <w:top w:val="single" w:color="D6D3D1" w:sz="4"/>
               <w:left w:val="single" w:color="D6D3D1" w:sz="4"/>
@@ -291,15 +281,18 @@
                 <w:sz w:val="20"/>
                 <w:szCs w:val="20"/>
               </w:rPr>
-              <w:t xml:space="preserve">Reorders pending HEVACRAZ or NOU review</w:t>
+              <w:t xml:space="preserve">No, current</w:t>
             </w:r>
           </w:p>
         </w:tc>
       </w:tr>
       <w:tr>
+        <w:trPr>
+          <w:cantSplit/>
+        </w:trPr>
         <w:tc>
           <w:tcPr>
-            <w:tcW w:type="dxa" w:w="3120"/>
+            <w:tcW w:type="dxa" w:w="2808"/>
             <w:tcBorders>
               <w:top w:val="single" w:color="D6D3D1" w:sz="4"/>
               <w:left w:val="single" w:color="D6D3D1" w:sz="4"/>
@@ -325,7 +318,7 @@
         </w:tc>
         <w:tc>
           <w:tcPr>
-            <w:tcW w:type="dxa" w:w="3120"/>
+            <w:tcW w:type="dxa" w:w="3276"/>
             <w:tcBorders>
               <w:top w:val="single" w:color="D6D3D1" w:sz="4"/>
               <w:left w:val="single" w:color="D6D3D1" w:sz="4"/>
@@ -345,13 +338,13 @@
                 <w:sz w:val="20"/>
                 <w:szCs w:val="20"/>
               </w:rPr>
-              <w:t xml:space="preserve">Total kg approved</w:t>
+              <w:t xml:space="preserve">Quantity on your approved reorders created in the period; the note shows how many</w:t>
             </w:r>
           </w:p>
         </w:tc>
         <w:tc>
           <w:tcPr>
-            <w:tcW w:type="dxa" w:w="3120"/>
+            <w:tcW w:type="dxa" w:w="3276"/>
             <w:tcBorders>
               <w:top w:val="single" w:color="D6D3D1" w:sz="4"/>
               <w:left w:val="single" w:color="D6D3D1" w:sz="4"/>
@@ -371,15 +364,18 @@
                 <w:sz w:val="20"/>
                 <w:szCs w:val="20"/>
               </w:rPr>
-              <w:t xml:space="preserve">Sum of quantities on approved reorders; subnote shows the count</w:t>
+              <w:t xml:space="preserve">Yes</w:t>
             </w:r>
           </w:p>
         </w:tc>
       </w:tr>
       <w:tr>
+        <w:trPr>
+          <w:cantSplit/>
+        </w:trPr>
         <w:tc>
           <w:tcPr>
-            <w:tcW w:type="dxa" w:w="3120"/>
+            <w:tcW w:type="dxa" w:w="2808"/>
             <w:tcBorders>
               <w:top w:val="single" w:color="D6D3D1" w:sz="4"/>
               <w:left w:val="single" w:color="D6D3D1" w:sz="4"/>
@@ -405,7 +401,7 @@
         </w:tc>
         <w:tc>
           <w:tcPr>
-            <w:tcW w:type="dxa" w:w="3120"/>
+            <w:tcW w:type="dxa" w:w="3276"/>
             <w:tcBorders>
               <w:top w:val="single" w:color="D6D3D1" w:sz="4"/>
               <w:left w:val="single" w:color="D6D3D1" w:sz="4"/>
@@ -425,13 +421,13 @@
                 <w:sz w:val="20"/>
                 <w:szCs w:val="20"/>
               </w:rPr>
-              <w:t xml:space="preserve">Approved certificates</w:t>
+              <w:t xml:space="preserve">Approved compliance applications; the note shows how many are pending</w:t>
             </w:r>
           </w:p>
         </w:tc>
         <w:tc>
           <w:tcPr>
-            <w:tcW w:type="dxa" w:w="3120"/>
+            <w:tcW w:type="dxa" w:w="3276"/>
             <w:tcBorders>
               <w:top w:val="single" w:color="D6D3D1" w:sz="4"/>
               <w:left w:val="single" w:color="D6D3D1" w:sz="4"/>
@@ -451,15 +447,18 @@
                 <w:sz w:val="20"/>
                 <w:szCs w:val="20"/>
               </w:rPr>
-              <w:t xml:space="preserve">Approved compliance applications; subnote shows how many are pending</w:t>
+              <w:t xml:space="preserve">No, current</w:t>
             </w:r>
           </w:p>
         </w:tc>
       </w:tr>
       <w:tr>
+        <w:trPr>
+          <w:cantSplit/>
+        </w:trPr>
         <w:tc>
           <w:tcPr>
-            <w:tcW w:type="dxa" w:w="3120"/>
+            <w:tcW w:type="dxa" w:w="2808"/>
             <w:tcBorders>
               <w:top w:val="single" w:color="D6D3D1" w:sz="4"/>
               <w:left w:val="single" w:color="D6D3D1" w:sz="4"/>
@@ -485,7 +484,7 @@
         </w:tc>
         <w:tc>
           <w:tcPr>
-            <w:tcW w:type="dxa" w:w="3120"/>
+            <w:tcW w:type="dxa" w:w="3276"/>
             <w:tcBorders>
               <w:top w:val="single" w:color="D6D3D1" w:sz="4"/>
               <w:left w:val="single" w:color="D6D3D1" w:sz="4"/>
@@ -505,13 +504,13 @@
                 <w:sz w:val="20"/>
                 <w:szCs w:val="20"/>
               </w:rPr>
-              <w:t xml:space="preserve">Value of logged transactions</w:t>
+              <w:t xml:space="preserve">Value of your ledger transactions dated in the period, with the transaction count</w:t>
             </w:r>
           </w:p>
         </w:tc>
         <w:tc>
           <w:tcPr>
-            <w:tcW w:type="dxa" w:w="3120"/>
+            <w:tcW w:type="dxa" w:w="3276"/>
             <w:tcBorders>
               <w:top w:val="single" w:color="D6D3D1" w:sz="4"/>
               <w:left w:val="single" w:color="D6D3D1" w:sz="4"/>
@@ -531,7 +530,7 @@
                 <w:sz w:val="20"/>
                 <w:szCs w:val="20"/>
               </w:rPr>
-              <w:t xml:space="preserve">Sum of ledger transaction values (USD) returned for this vendor</w:t>
+              <w:t xml:space="preserve">Yes</w:t>
             </w:r>
           </w:p>
         </w:tc>
@@ -547,7 +546,7 @@
         <w:pStyle w:val="Heading2"/>
       </w:pPr>
       <w:r>
-        <w:t xml:space="preserve">Quick actions</w:t>
+        <w:t xml:space="preserve">Panels</w:t>
       </w:r>
     </w:p>
     <w:p>
@@ -563,10 +562,10 @@
           <w:b/>
           <w:bCs/>
         </w:rPr>
-        <w:t xml:space="preserve">Reorder Gas</w:t>
-      </w:r>
-      <w:r>
-        <w:t xml:space="preserve">: submit a new refrigerant reorder</w:t>
+        <w:t xml:space="preserve">Monthly compliance reminder.</w:t>
+      </w:r>
+      <w:r>
+        <w:t xml:space="preserve"> A green notice when this month's compliance certificate has been submitted, or an amber prompt with a link when it has not.</w:t>
       </w:r>
     </w:p>
     <w:p>
@@ -582,10 +581,10 @@
           <w:b/>
           <w:bCs/>
         </w:rPr>
-        <w:t xml:space="preserve">Compliance</w:t>
-      </w:r>
-      <w:r>
-        <w:t xml:space="preserve">: distribution and NOU reporting certificates</w:t>
+        <w:t xml:space="preserve">Recent Reorders.</w:t>
+      </w:r>
+      <w:r>
+        <w:t xml:space="preserve"> Your latest reorders with gas, quantity and status.</w:t>
       </w:r>
     </w:p>
     <w:p>
@@ -601,10 +600,10 @@
           <w:b/>
           <w:bCs/>
         </w:rPr>
-        <w:t xml:space="preserve">Verify Buyer</w:t>
-      </w:r>
-      <w:r>
-        <w:t xml:space="preserve">: confirm technician registration before a sale</w:t>
+        <w:t xml:space="preserve">Compliance Certificates.</w:t>
+      </w:r>
+      <w:r>
+        <w:t xml:space="preserve"> Recent compliance applications by certificate type.</w:t>
       </w:r>
     </w:p>
     <w:p>
@@ -620,10 +619,10 @@
           <w:b/>
           <w:bCs/>
         </w:rPr>
-        <w:t xml:space="preserve">Rewards</w:t>
-      </w:r>
-      <w:r>
-        <w:t xml:space="preserve">: vendor rewards and coverage</w:t>
+        <w:t xml:space="preserve">Recent buyer checks.</w:t>
+      </w:r>
+      <w:r>
+        <w:t xml:space="preserve"> Your latest technician verifications and their results, with a link to verify another buyer.</w:t>
       </w:r>
     </w:p>
     <w:p>
@@ -631,7 +630,39 @@
         <w:pStyle w:val="Heading2"/>
       </w:pPr>
       <w:r>
-        <w:t xml:space="preserve">Dashboard panels</w:t>
+        <w:t xml:space="preserve">Quick actions</w:t>
+      </w:r>
+    </w:p>
+    <w:p>
+      <w:pPr>
+        <w:spacing w:after="120"/>
+      </w:pPr>
+      <w:r>
+        <w:t xml:space="preserve">Reorder Gas, Compliance, Verify Buyer, Rewards.</w:t>
+      </w:r>
+    </w:p>
+    <w:p>
+      <w:pPr>
+        <w:pStyle w:val="Heading2"/>
+      </w:pPr>
+      <w:r>
+        <w:t xml:space="preserve">Menu items available</w:t>
+      </w:r>
+    </w:p>
+    <w:p>
+      <w:pPr>
+        <w:spacing w:after="120"/>
+      </w:pPr>
+      <w:r>
+        <w:t xml:space="preserve">Dashboard, Refrigerant Catalogue, Cylinder Registry, Import/Export Permits, Reclamation, Rewards, Supplier Compliance, Supply Reports, Vendor Reorder, Verify Buyer, Certificate Verification.</w:t>
+      </w:r>
+    </w:p>
+    <w:p>
+      <w:pPr>
+        <w:pStyle w:val="Heading2"/>
+      </w:pPr>
+      <w:r>
+        <w:t xml:space="preserve">Reorders</w:t>
       </w:r>
     </w:p>
     <w:p>
@@ -643,14 +674,27 @@
         </w:numPr>
       </w:pPr>
       <w:r>
+        <w:t xml:space="preserve">A reorder is either a </w:t>
+      </w:r>
+      <w:r>
         <w:rPr>
           <w:b/>
           <w:bCs/>
         </w:rPr>
-        <w:t xml:space="preserve">Recent Reorders</w:t>
-      </w:r>
-      <w:r>
-        <w:t xml:space="preserve">: latest reorders with gas type and quantity</w:t>
+        <w:t xml:space="preserve">purchase of new stock</w:t>
+      </w:r>
+      <w:r>
+        <w:t xml:space="preserve"> or a </w:t>
+      </w:r>
+      <w:r>
+        <w:rPr>
+          <w:b/>
+          <w:bCs/>
+        </w:rPr>
+        <w:t xml:space="preserve">return of recovered refrigerant</w:t>
+      </w:r>
+      <w:r>
+        <w:t xml:space="preserve">. You choose when you submit it, and NOU reporting uses that choice.</w:t>
       </w:r>
     </w:p>
     <w:p>
@@ -662,38 +706,7 @@
         </w:numPr>
       </w:pPr>
       <w:r>
-        <w:rPr>
-          <w:b/>
-          <w:bCs/>
-        </w:rPr>
-        <w:t xml:space="preserve">Compliance Certificates</w:t>
-      </w:r>
-      <w:r>
-        <w:t xml:space="preserve">: recent supplier compliance applications by certificate type</w:t>
-      </w:r>
-    </w:p>
-    <w:p>
-      <w:pPr>
-        <w:pStyle w:val="Heading2"/>
-      </w:pPr>
-      <w:r>
-        <w:t xml:space="preserve">Menu items available</w:t>
-      </w:r>
-    </w:p>
-    <w:p>
-      <w:pPr>
-        <w:spacing w:after="120"/>
-      </w:pPr>
-      <w:r>
-        <w:t xml:space="preserve">Dashboard, Refrigerant Catalogue, Cylinder Registry, Import/Export Permits, Reclamation, Rewards, Supplier Compliance, Supply Reports, Vendor Reorder, Verify Buyer, Certificate Verification.</w:t>
-      </w:r>
-    </w:p>
-    <w:p>
-      <w:pPr>
-        <w:pStyle w:val="Heading2"/>
-      </w:pPr>
-      <w:r>
-        <w:t xml:space="preserve">Key tools</w:t>
+        <w:t xml:space="preserve">The server checks the quantity (greater than zero, at most 100,000 kg), the refrigerant and the purpose.</w:t>
       </w:r>
     </w:p>
     <w:p>
@@ -705,25 +718,15 @@
         </w:numPr>
       </w:pPr>
       <w:r>
-        <w:rPr>
-          <w:b/>
-          <w:bCs/>
-        </w:rPr>
-        <w:t xml:space="preserve">Vendor Reorder</w:t>
-      </w:r>
-      <w:r>
-        <w:t xml:space="preserve"> (</w:t>
-      </w:r>
-      <w:r>
-        <w:rPr>
-          <w:rFonts w:ascii="Consolas" w:cs="Consolas" w:eastAsia="Consolas" w:hAnsi="Consolas"/>
-          <w:sz w:val="20"/>
-          <w:szCs w:val="20"/>
-        </w:rPr>
-        <w:t xml:space="preserve">/suppliers/reorder</w:t>
-      </w:r>
-      <w:r>
-        <w:t xml:space="preserve">): vendor-only</w:t>
+        <w:t xml:space="preserve">Reorders go through two reviews, HEVACRAZ first, then NOU. You are notified in the app at each stage and if a reorder is rejected, with the reason.</w:t>
+      </w:r>
+    </w:p>
+    <w:p>
+      <w:pPr>
+        <w:pStyle w:val="Heading2"/>
+      </w:pPr>
+      <w:r>
+        <w:t xml:space="preserve">Key tools</w:t>
       </w:r>
     </w:p>
     <w:p>
@@ -739,7 +742,7 @@
           <w:b/>
           <w:bCs/>
         </w:rPr>
-        <w:t xml:space="preserve">Verify Buyer</w:t>
+        <w:t xml:space="preserve">Vendor Reorder</w:t>
       </w:r>
       <w:r>
         <w:t xml:space="preserve"> (</w:t>
@@ -750,10 +753,31 @@
           <w:sz w:val="20"/>
           <w:szCs w:val="20"/>
         </w:rPr>
+        <w:t xml:space="preserve">/suppliers/reorder</w:t>
+      </w:r>
+      <w:r>
+        <w:t xml:space="preserve">) and </w:t>
+      </w:r>
+      <w:r>
+        <w:rPr>
+          <w:b/>
+          <w:bCs/>
+        </w:rPr>
+        <w:t xml:space="preserve">Verify Buyer</w:t>
+      </w:r>
+      <w:r>
+        <w:t xml:space="preserve"> (</w:t>
+      </w:r>
+      <w:r>
+        <w:rPr>
+          <w:rFonts w:ascii="Consolas" w:cs="Consolas" w:eastAsia="Consolas" w:hAnsi="Consolas"/>
+          <w:sz w:val="20"/>
+          <w:szCs w:val="20"/>
+        </w:rPr>
         <w:t xml:space="preserve">/suppliers/verify-buyer</w:t>
       </w:r>
       <w:r>
-        <w:t xml:space="preserve">): vendor-only; checks a buyer is a registered technician</w:t>
+        <w:t xml:space="preserve">): vendor-only.</w:t>
       </w:r>
     </w:p>
     <w:p>
@@ -769,10 +793,10 @@
           <w:b/>
           <w:bCs/>
         </w:rPr>
-        <w:t xml:space="preserve">Supplier Compliance Hub</w:t>
-      </w:r>
-      <w:r>
-        <w:t xml:space="preserve">: summary of Submitted / Under Review / Approved applications and a submission form</w:t>
+        <w:t xml:space="preserve">Supplier Compliance Hub:</w:t>
+      </w:r>
+      <w:r>
+        <w:t xml:space="preserve"> submit and track compliance applications.</w:t>
       </w:r>
     </w:p>
     <w:p>
@@ -802,7 +826,7 @@
         <w:t xml:space="preserve">/suppliers</w:t>
       </w:r>
       <w:r>
-        <w:t xml:space="preserve">): vendor view of supply reports</w:t>
+        <w:t xml:space="preserve">).</w:t>
       </w:r>
     </w:p>
     <w:p>
@@ -822,7 +846,7 @@
         </w:numPr>
       </w:pPr>
       <w:r>
-        <w:t xml:space="preserve">Reorders go through two review stages: HEVACRAZ first, then NOU.</w:t>
+        <w:t xml:space="preserve">Your annual import quota is set by an administrator. Until one is set, NOU shows "No quota set" for your company.</w:t>
       </w:r>
     </w:p>
     <w:p>
@@ -838,8 +862,9 @@
       </w:r>
     </w:p>
     <w:sectPr>
+      <w:footerReference w:type="default" r:id="rId6"/>
       <w:pgSz w:w="12240" w:h="15840" w:orient="portrait"/>
-      <w:pgMar w:top="1440" w:right="1440" w:bottom="1440" w:left="1440" w:header="708" w:footer="708" w:gutter="0"/>
+      <w:pgMar w:top="1440" w:right="1440" w:bottom="1300" w:left="1440" w:header="708" w:footer="708" w:gutter="0"/>
       <w:pgNumType/>
       <w:docGrid w:linePitch="360"/>
     </w:sectPr>
@@ -882,6 +907,35 @@
     </w:p>
   </w:endnote>
 </w:endnotes>
+</file>
+
+<file path=word/footer1.xml><?xml version="1.0" encoding="utf-8"?>
+<w:ftr xmlns:wpc="http://schemas.microsoft.com/office/word/2010/wordprocessingCanvas" xmlns:mc="http://schemas.openxmlformats.org/markup-compatibility/2006" xmlns:o="urn:schemas-microsoft-com:office:office" xmlns:r="http://schemas.openxmlformats.org/officeDocument/2006/relationships" xmlns:m="http://schemas.openxmlformats.org/officeDocument/2006/math" xmlns:v="urn:schemas-microsoft-com:vml" xmlns:wp14="http://schemas.microsoft.com/office/word/2010/wordprocessingDrawing" xmlns:wp="http://schemas.openxmlformats.org/drawingml/2006/wordprocessingDrawing" xmlns:w10="urn:schemas-microsoft-com:office:word" xmlns:w="http://schemas.openxmlformats.org/wordprocessingml/2006/main" xmlns:w14="http://schemas.microsoft.com/office/word/2010/wordml" xmlns:w15="http://schemas.microsoft.com/office/word/2012/wordml" xmlns:wpg="http://schemas.microsoft.com/office/word/2010/wordprocessingGroup" xmlns:wpi="http://schemas.microsoft.com/office/word/2010/wordprocessingInk" xmlns:wne="http://schemas.microsoft.com/office/word/2006/wordml" xmlns:wps="http://schemas.microsoft.com/office/word/2010/wordprocessingShape">
+  <w:p>
+    <w:pPr>
+      <w:jc w:val="center"/>
+    </w:pPr>
+    <w:r>
+      <w:rPr>
+        <w:color w:val="78716C"/>
+        <w:sz w:val="16"/>
+        <w:szCs w:val="16"/>
+      </w:rPr>
+      <w:t xml:space="preserve">HEVACRAZ / NOU Zimbabwe HVAC Compliance Registry  |  Page </w:t>
+    </w:r>
+    <w:r>
+      <w:rPr>
+        <w:color w:val="78716C"/>
+        <w:sz w:val="16"/>
+        <w:szCs w:val="16"/>
+      </w:rPr>
+      <w:fldChar w:fldCharType="begin"/>
+      <w:instrText xml:space="preserve">PAGE</w:instrText>
+      <w:fldChar w:fldCharType="separate"/>
+      <w:fldChar w:fldCharType="end"/>
+    </w:r>
+  </w:p>
+</w:ftr>
 </file>
 
 <file path=word/footnotes.xml><?xml version="1.0" encoding="utf-8"?>
@@ -1236,6 +1290,7 @@
     <w:next w:val="Normal"/>
     <w:qFormat/>
     <w:pPr>
+      <w:keepNext/>
       <w:spacing w:after="120" w:before="280"/>
       <w:outlineLvl w:val="1"/>
     </w:pPr>
@@ -1254,6 +1309,7 @@
     <w:next w:val="Normal"/>
     <w:qFormat/>
     <w:pPr>
+      <w:keepNext/>
       <w:spacing w:after="80" w:before="200"/>
       <w:outlineLvl w:val="2"/>
     </w:pPr>
